--- a/Docs/File_Consumer_Design_Specification.docx
+++ b/Docs/File_Consumer_Design_Specification.docx
@@ -51,7 +51,7 @@
           <w:sz w:val="22"/>
           <w:szCs w:val="22"/>
         </w:rPr>
-        <w:t xml:space="preserve">Version 1.0  -  2026-08-05</w:t>
+        <w:t xml:space="preserve">Version 2.0  -  2026-08-08  (supersedes v1.0, 2026-08-05)</w:t>
       </w:r>
     </w:p>
     <w:p>
@@ -68,13 +68,13 @@
           <w:sz w:val="22"/>
           <w:szCs w:val="22"/>
         </w:rPr>
-        <w:t xml:space="preserve">Covers the File Consumer end to end: architecture, every module in the request path, request/response formats, configuration surface, and file lifecycle. Written so a reader unfamiliar with the implementation history can understand the whole path in one read, without needing to re-derive it from source.</w:t>
+        <w:t xml:space="preserve">Covers the File Consumer end to end: architecture, every module in the request path, request/response formats, configuration surface, and file lifecycle - now including the Session Manager (all three stages) and Contention Manager work completed across the week following v1.0, both proven under real concurrent load, not just designed. Written so a reader unfamiliar with the implementation history can understand the whole path in one read, without needing to re-derive it from source or from the week's own debugging history.</w:t>
       </w:r>
     </w:p>
     <w:p>
       <w:pPr>
         <w:pStyle w:val="Heading1"/>
-        <w:spacing w:after="160" w:before="400"/>
+        <w:spacing w:after="160" w:before="360"/>
       </w:pPr>
       <w:r>
         <w:t xml:space="preserve">1. Introduction / Purpose</w:t>
@@ -111,30 +111,30 @@
           <w:sz w:val="22"/>
           <w:szCs w:val="22"/>
         </w:rPr>
-        <w:t xml:space="preserve">It is the first of what is intended to be several consumer types sitting in front of the same shared core (Level 1/2 parsing, CRUD execute modules, session/transaction/audit). A future HTTP consumer, for example, would replace only the folder-watching front end - everything from Level 1 parsing onward is already consumer-agnostic and reusable as-is.</w:t>
-      </w:r>
-    </w:p>
-    <w:p>
-      <w:pPr>
-        <w:spacing w:after="160"/>
-      </w:pPr>
-      <w:r>
-        <w:rPr>
-          <w:rFonts w:ascii="Calibri" w:cs="Calibri" w:eastAsia="Calibri" w:hAnsi="Calibri"/>
-          <w:b w:val="false"/>
-          <w:bCs w:val="false"/>
-          <w:i w:val="false"/>
-          <w:iCs w:val="false"/>
-          <w:sz w:val="22"/>
-          <w:szCs w:val="22"/>
-        </w:rPr>
-        <w:t xml:space="preserve">This document exists so that architecture and design intent don't have to be re-derived from source code or reconstructed from a long implementation history every time someone - a new engineer, an auditor, or this document's own author in a future session - needs to understand how the system fits together.</w:t>
+        <w:t xml:space="preserve">It is the first of what is intended to be several consumer types sitting in front of the same shared core (Level 1/2 parsing, CRUD execute modules, session/transaction/audit). A future HTTP consumer, for example, would replace only the folder-watching front end - everything from Level 1 parsing onward, including the Session Manager and Contention Manager work described in this revision, is already consumer-agnostic and reusable as-is, deliberately built that way so it would not need re-engineering a second time.</w:t>
+      </w:r>
+    </w:p>
+    <w:p>
+      <w:pPr>
+        <w:spacing w:after="160"/>
+      </w:pPr>
+      <w:r>
+        <w:rPr>
+          <w:rFonts w:ascii="Calibri" w:cs="Calibri" w:eastAsia="Calibri" w:hAnsi="Calibri"/>
+          <w:b w:val="false"/>
+          <w:bCs w:val="false"/>
+          <w:i w:val="false"/>
+          <w:iCs w:val="false"/>
+          <w:sz w:val="22"/>
+          <w:szCs w:val="22"/>
+        </w:rPr>
+        <w:t xml:space="preserve">This document exists so that architecture and design intent don't have to be re-derived from source code, or reconstructed from a genuinely long implementation history, every time someone - a new engineer, an auditor, or this document's own author in a future session - needs to understand how the system fits together.</w:t>
       </w:r>
     </w:p>
     <w:p>
       <w:pPr>
         <w:pStyle w:val="Heading1"/>
-        <w:spacing w:after="160" w:before="400"/>
+        <w:spacing w:after="160" w:before="360"/>
       </w:pPr>
       <w:r>
         <w:t xml:space="preserve">2. Scope / Out of Scope</w:t>
@@ -168,7 +168,7 @@
           <w:sz w:val="22"/>
           <w:szCs w:val="22"/>
         </w:rPr>
-        <w:t xml:space="preserve">File Consumer's own components: folder scanning, payload reading, queueing, the worker thread pool, and response writing/file lifecycle.</w:t>
+        <w:t xml:space="preserve">File Consumer's own components: folder scanning, payload reading, queueing (including Contention-Manager-aware routing), the worker thread pool, self-healing connection recovery, and response writing/file lifecycle.</w:t>
       </w:r>
     </w:p>
     <w:p>
@@ -187,6 +187,42 @@
           <w:szCs w:val="22"/>
         </w:rPr>
         <w:t xml:space="preserve">The shared core pipeline File Consumer drives: Level 1/Level 2 parsing, CRUD execute modules, session/transaction/audit modules - described here at architectural depth (purpose, responsibilities, how they connect), not field-by-field.</w:t>
+      </w:r>
+    </w:p>
+    <w:p>
+      <w:pPr>
+        <w:pStyle w:val="ListParagraph"/>
+        <w:numPr>
+          <w:ilvl w:val="0"/>
+          <w:numId w:val="1"/>
+        </w:numPr>
+        <w:spacing w:after="80"/>
+      </w:pPr>
+      <w:r>
+        <w:rPr>
+          <w:rFonts w:ascii="Calibri" w:cs="Calibri" w:eastAsia="Calibri" w:hAnsi="Calibri"/>
+          <w:sz w:val="22"/>
+          <w:szCs w:val="22"/>
+        </w:rPr>
+        <w:t xml:space="preserve">Session Manager, all three stages: session creation, async activity tracking, and hard session validation - fully built and proven this revision, not just proposed.</w:t>
+      </w:r>
+    </w:p>
+    <w:p>
+      <w:pPr>
+        <w:pStyle w:val="ListParagraph"/>
+        <w:numPr>
+          <w:ilvl w:val="0"/>
+          <w:numId w:val="1"/>
+        </w:numPr>
+        <w:spacing w:after="80"/>
+      </w:pPr>
+      <w:r>
+        <w:rPr>
+          <w:rFonts w:ascii="Calibri" w:cs="Calibri" w:eastAsia="Calibri" w:hAnsi="Calibri"/>
+          <w:sz w:val="22"/>
+          <w:szCs w:val="22"/>
+        </w:rPr>
+        <w:t xml:space="preserve">Contention Manager: single-writer-queue routing for INSERT/UPDATE/DELETE traffic, fully built and confirmed eliminating cross-worker row-lock contention entirely under real concurrent load.</w:t>
       </w:r>
     </w:p>
     <w:p>
@@ -217,7 +253,7 @@
           <w:b/>
           <w:bCs/>
         </w:rPr>
-        <w:t xml:space="preserve">Out of scope (see References, Section 10, for where each of these actually lives)</w:t>
+        <w:t xml:space="preserve">Out of scope (see References, Section 11, for where each of these actually lives)</w:t>
       </w:r>
     </w:p>
     <w:p>
@@ -271,43 +307,43 @@
           <w:sz w:val="22"/>
           <w:szCs w:val="22"/>
         </w:rPr>
-        <w:t xml:space="preserve">Oracle-side contention diagnosis and troubleshooting procedure - see Oracle_Contention_Troubleshooting_Guide.docx.</w:t>
-      </w:r>
-    </w:p>
-    <w:p>
-      <w:pPr>
-        <w:pStyle w:val="ListParagraph"/>
-        <w:numPr>
-          <w:ilvl w:val="0"/>
-          <w:numId w:val="1"/>
-        </w:numPr>
-        <w:spacing w:after="80"/>
-      </w:pPr>
-      <w:r>
-        <w:rPr>
-          <w:rFonts w:ascii="Calibri" w:cs="Calibri" w:eastAsia="Calibri" w:hAnsi="Calibri"/>
-          <w:sz w:val="22"/>
-          <w:szCs w:val="22"/>
-        </w:rPr>
-        <w:t xml:space="preserve">HTTP and MQ consumers - not yet built. This document's module descriptions (Sections 5-6) are written to be reusable by them, but no HTTP/MQ-specific design exists yet.</w:t>
-      </w:r>
-    </w:p>
-    <w:p>
-      <w:pPr>
-        <w:pStyle w:val="ListParagraph"/>
-        <w:numPr>
-          <w:ilvl w:val="0"/>
-          <w:numId w:val="1"/>
-        </w:numPr>
-        <w:spacing w:after="80"/>
-      </w:pPr>
-      <w:r>
-        <w:rPr>
-          <w:rFonts w:ascii="Calibri" w:cs="Calibri" w:eastAsia="Calibri" w:hAnsi="Calibri"/>
-          <w:sz w:val="22"/>
-          <w:szCs w:val="22"/>
-        </w:rPr>
-        <w:t xml:space="preserve">Authentication - deliberately deferred; see Data_Manager_Request_Definitions.docx's own Authentication section.</w:t>
+        <w:t xml:space="preserve">Oracle-side contention diagnosis and troubleshooting procedure, and the full running log of every root cause found - see Oracle_Contention_Troubleshooting_Guide.docx (v2.0).</w:t>
+      </w:r>
+    </w:p>
+    <w:p>
+      <w:pPr>
+        <w:pStyle w:val="ListParagraph"/>
+        <w:numPr>
+          <w:ilvl w:val="0"/>
+          <w:numId w:val="1"/>
+        </w:numPr>
+        <w:spacing w:after="80"/>
+      </w:pPr>
+      <w:r>
+        <w:rPr>
+          <w:rFonts w:ascii="Calibri" w:cs="Calibri" w:eastAsia="Calibri" w:hAnsi="Calibri"/>
+          <w:sz w:val="22"/>
+          <w:szCs w:val="22"/>
+        </w:rPr>
+        <w:t xml:space="preserve">HTTP and MQ consumers - not yet built. This document's module descriptions (Sections 4-5) are written to be directly reusable by them.</w:t>
+      </w:r>
+    </w:p>
+    <w:p>
+      <w:pPr>
+        <w:pStyle w:val="ListParagraph"/>
+        <w:numPr>
+          <w:ilvl w:val="0"/>
+          <w:numId w:val="1"/>
+        </w:numPr>
+        <w:spacing w:after="80"/>
+      </w:pPr>
+      <w:r>
+        <w:rPr>
+          <w:rFonts w:ascii="Calibri" w:cs="Calibri" w:eastAsia="Calibri" w:hAnsi="Calibri"/>
+          <w:sz w:val="22"/>
+          <w:szCs w:val="22"/>
+        </w:rPr>
+        <w:t xml:space="preserve">Authentication - deliberately deferred; see Data_Manager_Request_Definitions.docx's own Authentication section. Session validation (4.5, 5.1) confirms a session is registered and unexpired - it does not verify identity.</w:t>
       </w:r>
     </w:p>
     <w:p>
@@ -343,13 +379,31 @@
           <w:sz w:val="22"/>
           <w:szCs w:val="22"/>
         </w:rPr>
-        <w:t xml:space="preserve">The least_busy dispatch algorithm - present as a named option in consumer_file.ini but not implemented; round_robin is the only working algorithm today.</w:t>
+        <w:t xml:space="preserve">The least_busy dispatch algorithm - present as a named option in consumer_file.ini but not implemented; round_robin (or Contention-Manager-routed) is the only working behaviour today.</w:t>
+      </w:r>
+    </w:p>
+    <w:p>
+      <w:pPr>
+        <w:pStyle w:val="ListParagraph"/>
+        <w:numPr>
+          <w:ilvl w:val="0"/>
+          <w:numId w:val="1"/>
+        </w:numPr>
+        <w:spacing w:after="80"/>
+      </w:pPr>
+      <w:r>
+        <w:rPr>
+          <w:rFonts w:ascii="Calibri" w:cs="Calibri" w:eastAsia="Calibri" w:hAnsi="Calibri"/>
+          <w:sz w:val="22"/>
+          <w:szCs w:val="22"/>
+        </w:rPr>
+        <w:t xml:space="preserve">Key-based contention routing (hashing a request's own primary key to a queue) - considered and deliberately not built; single-writer-queue routing (4.3, 4.12) was chosen instead as a simpler, sufficient fix for the contention actually observed, with horizontal scaling (more process instances) as the intended path for throughput beyond what one writer queue can sustain, not finer-grained in-process routing.</w:t>
       </w:r>
     </w:p>
     <w:p>
       <w:pPr>
         <w:pStyle w:val="Heading1"/>
-        <w:spacing w:after="160" w:before="400"/>
+        <w:spacing w:after="160" w:before="360"/>
       </w:pPr>
       <w:r>
         <w:t xml:space="preserve">3. Architecture Diagram</w:t>
@@ -369,7 +423,7 @@
           <w:sz w:val="22"/>
           <w:szCs w:val="22"/>
         </w:rPr>
-        <w:t xml:space="preserve">Numbers on each component below correspond to its subsection in Section 4. Solid arrows are labelled with the actual function call, filesystem operation, or protocol used at that interface; dashed arrows indicate a supporting/optional relationship rather than the main request path.</w:t>
+        <w:t xml:space="preserve">Numbers on each component below correspond to its subsection in Section 4. The distinction that matters most for understanding this architecture: solid arrows are synchronous, in-thread calls that block whichever thread makes them (however briefly); dashed gold arrows are the only points where a request actually crosses a queue - and crossing a queue is deliberately non-blocking on the sending side in both cases in this design (a full write-side queue is handled explicitly, not by blocking the producer; a full touch queue simply drops the update). Every other relationship shown - including calls out to Session Manager, Transaction Manager, Audit Trail Manager, or the SQL Dependency Extractor - is a direct, synchronous call to a different module, not a queue crossing, and is drawn solid for exactly that reason.</w:t>
       </w:r>
     </w:p>
     <w:p>
@@ -384,7 +438,7 @@
       <w:r>
         <w:drawing>
           <wp:inline distT="0" distB="0" distL="0" distR="0">
-            <wp:extent cx="5334000" cy="6200775"/>
+            <wp:extent cx="5905500" cy="7391400"/>
             <wp:effectExtent t="0" r="0" b="0" l="0"/>
             <wp:docPr id="1" name="" descr="" title=""/>
             <wp:cNvGraphicFramePr>
@@ -409,7 +463,7 @@
                   <pic:spPr bwMode="auto">
                     <a:xfrm>
                       <a:off x="0" y="0"/>
-                      <a:ext cx="5334000" cy="6200775"/>
+                      <a:ext cx="5905500" cy="7391400"/>
                     </a:xfrm>
                     <a:prstGeom prst="rect">
                       <a:avLst/>
@@ -430,7 +484,7 @@
     <w:p>
       <w:pPr>
         <w:pStyle w:val="Heading1"/>
-        <w:spacing w:after="160" w:before="400"/>
+        <w:spacing w:after="160" w:before="360"/>
       </w:pPr>
       <w:r>
         <w:t xml:space="preserve">4. Modules on the Request Path</w:t>
@@ -459,24 +513,58 @@
           <w:sz w:val="22"/>
           <w:szCs w:val="22"/>
         </w:rPr>
-        <w:t xml:space="preserve">Owns exactly one long-running thread, started once at process startup and kept alive for the life of the process (thread creation is expensive enough that spinning one up per scan pass was rejected early on). On a configurable interval (dispatcher.poll_interval_seconds), it scans Input_XML and Input_JSON, and for each file found: validates it (regular file, non-zero size), reads its full payload into memory itself, and round-robin enqueues a RequestObject via the Queue Manager. Payload Ownership is a deliberate design rule: File Consumer is the only component that ever touches the filesystem for input files - everything downstream works only with the in-memory payload it was handed.</w:t>
-      </w:r>
-    </w:p>
-    <w:p>
-      <w:pPr>
-        <w:spacing w:after="160"/>
-      </w:pPr>
-      <w:r>
-        <w:rPr>
-          <w:rFonts w:ascii="Calibri" w:cs="Calibri" w:eastAsia="Calibri" w:hAnsi="Calibri"/>
-          <w:b w:val="false"/>
-          <w:bCs w:val="false"/>
-          <w:i w:val="false"/>
-          <w:iCs w:val="false"/>
-          <w:sz w:val="22"/>
-          <w:szCs w:val="22"/>
-        </w:rPr>
-        <w:t xml:space="preserve">Two rejection paths skip the normal flow entirely and go straight from Input_* to Error_* without ever visiting Processing_*: a file that fails to read, and a file rejected because every dispatch queue is genuinely full (see 4.3). Both produce a real error response, not just a relocated file with no explanation.</w:t>
+        <w:t xml:space="preserve">Owns exactly one long-running thread, started once at process startup and kept alive for the life of the process. On a configurable interval (dispatcher.poll_interval_seconds), it scans Input_XML and Input_JSON, and for each file found: validates it (regular file, non-zero size), reads its full payload into memory itself, and enqueues a RequestObject via the Queue Manager. Payload Ownership is a deliberate design rule: File Consumer is the only component that ever touches the filesystem for input files - everything downstream works only with the in-memory payload it was handed.</w:t>
+      </w:r>
+    </w:p>
+    <w:p>
+      <w:pPr>
+        <w:spacing w:after="160"/>
+      </w:pPr>
+      <w:r>
+        <w:rPr>
+          <w:rFonts w:ascii="Calibri" w:cs="Calibri" w:eastAsia="Calibri" w:hAnsi="Calibri"/>
+          <w:b w:val="false"/>
+          <w:bCs w:val="false"/>
+          <w:i w:val="false"/>
+          <w:iCs w:val="false"/>
+          <w:sz w:val="22"/>
+          <w:szCs w:val="22"/>
+        </w:rPr>
+        <w:t xml:space="preserve">At the start of every scan pass, this thread also ensures it holds a currently-valid session (creating a fresh one via session_create() if it doesn't, or if its previous one has genuinely gone idle long enough to expire), and stamps that session_id onto every RequestObject it builds this pass - see 5.1.</w:t>
+      </w:r>
+    </w:p>
+    <w:p>
+      <w:pPr>
+        <w:spacing w:after="160"/>
+      </w:pPr>
+      <w:r>
+        <w:rPr>
+          <w:rFonts w:ascii="Calibri" w:cs="Calibri" w:eastAsia="Calibri" w:hAnsi="Calibri"/>
+          <w:b w:val="false"/>
+          <w:bCs w:val="false"/>
+          <w:i w:val="false"/>
+          <w:iCs w:val="false"/>
+          <w:sz w:val="22"/>
+          <w:szCs w:val="22"/>
+        </w:rPr>
+        <w:t xml:space="preserve">Before enqueueing, each payload is classified by Contention Manager: a lightweight raw-text search for an INSERT/UPDATE/DELETE operation-type marker anywhere in the payload (deliberately not a full Level 1 parse, which doesn't happen until a worker dequeues the request later). A single match anywhere routes the whole request to the dedicated writer queue (4.3); everything else uses normal round-robin. This is off by default (contention_manager.mode=off) and enabled per-environment via consumer_file.ini.</w:t>
+      </w:r>
+    </w:p>
+    <w:p>
+      <w:pPr>
+        <w:spacing w:after="160"/>
+      </w:pPr>
+      <w:r>
+        <w:rPr>
+          <w:rFonts w:ascii="Calibri" w:cs="Calibri" w:eastAsia="Calibri" w:hAnsi="Calibri"/>
+          <w:b w:val="false"/>
+          <w:bCs w:val="false"/>
+          <w:i w:val="false"/>
+          <w:iCs w:val="false"/>
+          <w:sz w:val="22"/>
+          <w:szCs w:val="22"/>
+        </w:rPr>
+        <w:t xml:space="preserve">Two rejection paths skip the normal flow entirely and go straight from Input_* to Error_* without ever visiting Processing_*: a file that fails to read, and a file rejected because its target queue is genuinely full. Both produce a real error response, not just a relocated file with no explanation.</w:t>
       </w:r>
     </w:p>
     <w:p>
@@ -502,7 +590,7 @@
           <w:sz w:val="22"/>
           <w:szCs w:val="22"/>
         </w:rPr>
-        <w:t xml:space="preserve">Two small, deliberately dumb carrier structs, not modules in their own right - included here because they're the interfaces every other module actually passes across. RequestObject carries a file's payload, length, filename, its current filesystem location, and its destination Output_*/Error_* directories from File Consumer through the queue to a worker. ResponseObject carries the outcome back: status (pass/fail), the real result body on success, and a synthesised error envelope (with a real error_code/error_text) on failure - always populated, never left null, so the Response Manager always has something concrete to write.</w:t>
+        <w:t xml:space="preserve">Two small, deliberately dumb carrier structs, not modules in their own right - included here because they're the interfaces every other module actually passes across. RequestObject carries a file's payload, length, filename, its current filesystem location, its destination Output_*/Error_* directories, and (as of the Session Manager work) the session_id File Consumer is currently holding for this run. ResponseObject carries the outcome back: status (pass/fail), the real result body on success, and a synthesised error envelope (with a real error_code/error_text) on failure - always populated, never left null, so the Response Manager always has something concrete to write.</w:t>
       </w:r>
     </w:p>
     <w:p>
@@ -528,7 +616,24 @@
           <w:sz w:val="22"/>
           <w:szCs w:val="22"/>
         </w:rPr>
-        <w:t xml:space="preserve">N fixed-depth queues (dispatcher_queue_count / dispatcher_queue_depth), each with its own mutex and condition variable - a queue is a single-producer (File Consumer), single-consumer (its one dedicated worker) structure, so per-queue locking avoids unrelated queues contending with each other. Enqueue is round-robin: the assigned queue is tried first, and the call overflows to the next queue with room rather than rejecting immediately if that one happens to be full - true rejection only happens when every queue is genuinely at capacity, matching an HTTP-503-style "no blocking, no retry" backpressure model. A rejected file's fate is the immediate Input_*-to-Error_* path described in 4.1.</w:t>
+        <w:t xml:space="preserve">N fixed-depth queues (dispatcher_queue_count / dispatcher_queue_depth), each with its own mutex and condition variable. Enqueue is round-robin by default: the assigned queue is tried first, and the call overflows to the next queue with room rather than rejecting immediately if that one happens to be full - true rejection only happens when every queue is genuinely at capacity.</w:t>
+      </w:r>
+    </w:p>
+    <w:p>
+      <w:pPr>
+        <w:spacing w:after="160"/>
+      </w:pPr>
+      <w:r>
+        <w:rPr>
+          <w:rFonts w:ascii="Calibri" w:cs="Calibri" w:eastAsia="Calibri" w:hAnsi="Calibri"/>
+          <w:b w:val="false"/>
+          <w:bCs w:val="false"/>
+          <w:i w:val="false"/>
+          <w:iCs w:val="false"/>
+          <w:sz w:val="22"/>
+          <w:szCs w:val="22"/>
+        </w:rPr>
+        <w:t xml:space="preserve">When Contention Manager is enabled (4.1), a separate, strict enqueue path is used for write traffic instead: the request goes to one fixed, dedicated queue only, with no overflow to another queue if it's full - overflowing would defeat the entire purpose of keeping write traffic on one connection. Non-write traffic continues round-robin across every queue except that dedicated one, so it never dilutes the isolation the dedicated queue exists to provide.</w:t>
       </w:r>
     </w:p>
     <w:p>
@@ -554,7 +659,41 @@
           <w:sz w:val="22"/>
           <w:szCs w:val="22"/>
         </w:rPr>
-        <w:t xml:space="preserve">N long-running threads, one per queue, started once alongside File Consumer's own thread and kept alive for the process lifetime. Each thread borrows its own independent session from the Connection Pool (4.11) at startup and holds it for its entire lifetime - not re-borrowed per request, since each request already commits or rolls back atomically on its own (no explicit transaction wrapping needed at this layer; see 4.9's own atomicity note). A worker blocks on its queue's condition variable when there's nothing to do, wakes when File Consumer enqueues something, runs it through the Dispatcher (4.5) end to end, hands the result to the Response Manager (4.10), and loops.</w:t>
+        <w:t xml:space="preserve">N long-running threads, one per queue, started once alongside File Consumer's own thread and kept alive for the process lifetime. Each thread borrows its own independent session from the Connection Pool (4.11) at startup and holds it for its entire lifetime - not re-borrowed per request, since each request already commits or rolls back atomically on its own. A worker blocks on its queue's condition variable when there's nothing to do, wakes when something is enqueued, runs it through the Dispatcher (4.5) end to end, hands the result to the Response Manager (4.10), and loops.</w:t>
+      </w:r>
+    </w:p>
+    <w:p>
+      <w:pPr>
+        <w:spacing w:after="160"/>
+      </w:pPr>
+      <w:r>
+        <w:rPr>
+          <w:rFonts w:ascii="Calibri" w:cs="Calibri" w:eastAsia="Calibri" w:hAnsi="Calibri"/>
+          <w:b w:val="false"/>
+          <w:bCs w:val="false"/>
+          <w:i w:val="false"/>
+          <w:iCs w:val="false"/>
+          <w:sz w:val="22"/>
+          <w:szCs w:val="22"/>
+        </w:rPr>
+        <w:t xml:space="preserve">After any failed dispatch, the worker checks whether its own connection is still genuinely alive (using Oracle's own OCI_ATTR_SERVER_STATUS signal, not a specific error-code match) and, if not, transparently releases and reborrows a fresh session before continuing to its next item - see 4.11's own note on why this exists. The item that triggered the check remains a FAIL and is not automatically retried.</w:t>
+      </w:r>
+    </w:p>
+    <w:p>
+      <w:pPr>
+        <w:spacing w:after="160"/>
+      </w:pPr>
+      <w:r>
+        <w:rPr>
+          <w:rFonts w:ascii="Calibri" w:cs="Calibri" w:eastAsia="Calibri" w:hAnsi="Calibri"/>
+          <w:b w:val="false"/>
+          <w:bCs w:val="false"/>
+          <w:i w:val="false"/>
+          <w:iCs w:val="false"/>
+          <w:sz w:val="22"/>
+          <w:szCs w:val="22"/>
+        </w:rPr>
+        <w:t xml:space="preserve">A worker whose request carried a real session_id also enqueues a fire-and-forget activity touch after building its response - see 4.12. This never blocks the worker; a full touch queue simply drops that one update.</w:t>
       </w:r>
     </w:p>
     <w:p>
@@ -580,7 +719,7 @@
           <w:sz w:val="22"/>
           <w:szCs w:val="22"/>
         </w:rPr>
-        <w:t xml:space="preserve">Not to be confused with the Queue Manager, which the wider project's own design documents also sometimes call "the Dispatcher" (the architecture proposal's round-robin routing component) - this Dispatcher is a different, older piece: SQL-operation-level routing. It sniffs whether a payload is XML or JSON and whether it matches the new structured request format at all (falling back to a legacy flat-XML path, retained for backward compatibility, for old-format SELECT only), runs it through Level 1 (4.6) then Level 2 (4.7), and routes each validated operation to the correct CRUD execute module (4.8) by operation type.</w:t>
+        <w:t xml:space="preserve">Not to be confused with the Queue Manager, which the wider project's own design documents also sometimes call "the Dispatcher" - this Dispatcher is a different, older piece: SQL-operation-level routing. It sniffs whether a payload is XML or JSON and whether it matches the new structured request format at all (falling back to a legacy flat-XML path for old-format SELECT only), stamps the caller's real session_id onto the parsed request (overriding whatever the payload itself carried), and - if session_validation_enabled is on - checks that session against the cache (5.1) before proceeding any further. A missing or invalid session is rejected here, with the same error_code/error_text shape as any other validation failure, before Level 2 or any CRUD module is ever reached. Only then does it run the request through Level 1 (4.6) then Level 2 (4.7), and route each validated operation to the correct CRUD execute module (4.8) by operation type.</w:t>
       </w:r>
     </w:p>
     <w:p>
@@ -632,7 +771,7 @@
           <w:sz w:val="22"/>
           <w:szCs w:val="22"/>
         </w:rPr>
-        <w:t xml:space="preserve">Field-level and business-rule validation of an already-structurally-parsed request: required fields present, types consistent, date/timestamp values genuinely valid (checked against a live Oracle round-trip, not just pattern-matched - see Data_Manager_Request_Definitions.docx's Date Handling section), row/parameter counts within configured limits. A request that fails here never reaches a CRUD module at all - the failure is reported with the same error_code/error_text shape used everywhere else in the response envelope.</w:t>
+        <w:t xml:space="preserve">Field-level and business-rule validation of an already-structurally-parsed request: required fields present, types consistent, date/timestamp values genuinely valid, row/parameter counts within configured limits. A request that fails here never reaches a CRUD module at all.</w:t>
       </w:r>
     </w:p>
     <w:p>
@@ -658,114 +797,24 @@
           <w:sz w:val="22"/>
           <w:szCs w:val="22"/>
         </w:rPr>
-        <w:t xml:space="preserve">One module per operation type, each ultimately built around Oracle OCI array-bind batch calls rather than row-by-row execution:</w:t>
-      </w:r>
-    </w:p>
-    <w:p>
-      <w:pPr>
-        <w:pStyle w:val="ListParagraph"/>
-        <w:numPr>
-          <w:ilvl w:val="0"/>
-          <w:numId w:val="1"/>
-        </w:numPr>
-        <w:spacing w:after="80"/>
-      </w:pPr>
-      <w:r>
-        <w:rPr>
-          <w:rFonts w:ascii="Calibri" w:cs="Calibri" w:eastAsia="Calibri" w:hAnsi="Calibri"/>
-          <w:sz w:val="22"/>
-          <w:szCs w:val="22"/>
-        </w:rPr>
-        <w:t xml:space="preserve">Insert / Update / Delete - bulk, array-bind batch operations: many rows in one round trip to Oracle rather than one call per row.</w:t>
-      </w:r>
-    </w:p>
-    <w:p>
-      <w:pPr>
-        <w:pStyle w:val="ListParagraph"/>
-        <w:numPr>
-          <w:ilvl w:val="0"/>
-          <w:numId w:val="1"/>
-        </w:numPr>
-        <w:spacing w:after="80"/>
-      </w:pPr>
-      <w:r>
-        <w:rPr>
-          <w:rFonts w:ascii="Calibri" w:cs="Calibri" w:eastAsia="Calibri" w:hAnsi="Calibri"/>
-          <w:sz w:val="22"/>
-          <w:szCs w:val="22"/>
-        </w:rPr>
-        <w:t xml:space="preserve">Select - batch query execution with a configurable fetch array size (query_fetch_batch_size) that controls rows-per-round-trip; automatically forced to 1 whenever a CLOB column is present, since chunked LOB streaming and multi-row array fetch don't mix.</w:t>
-      </w:r>
-    </w:p>
-    <w:p>
-      <w:pPr>
-        <w:pStyle w:val="ListParagraph"/>
-        <w:numPr>
-          <w:ilvl w:val="0"/>
-          <w:numId w:val="1"/>
-        </w:numPr>
-        <w:spacing w:after="80"/>
-      </w:pPr>
-      <w:r>
-        <w:rPr>
-          <w:rFonts w:ascii="Calibri" w:cs="Calibri" w:eastAsia="Calibri" w:hAnsi="Calibri"/>
-          <w:sz w:val="22"/>
-          <w:szCs w:val="22"/>
-        </w:rPr>
-        <w:t xml:space="preserve">Execute Procedure - IN/OUT/IN_OUT scalar parameters plus optional CURSOR OUT parameters, each producing its own resultset.</w:t>
-      </w:r>
-    </w:p>
-    <w:p>
-      <w:pPr>
-        <w:pStyle w:val="ListParagraph"/>
-        <w:numPr>
-          <w:ilvl w:val="0"/>
-          <w:numId w:val="1"/>
-        </w:numPr>
-        <w:spacing w:after="80"/>
-      </w:pPr>
-      <w:r>
-        <w:rPr>
-          <w:rFonts w:ascii="Calibri" w:cs="Calibri" w:eastAsia="Calibri" w:hAnsi="Calibri"/>
-          <w:sz w:val="22"/>
-          <w:szCs w:val="22"/>
-        </w:rPr>
-        <w:t xml:space="preserve">LOB chunking - both directions. Extracting a BLOB/CLOB from a resultset streams it to a local file in bounded chunks (chunk_read_size) rather than materialising the whole LOB in memory; populating a BLOB/CLOB on insert/update reads a local source file the same way. A chunked-read defect found and fixed during Stage 5 testing (a failed OCILobRead() was previously being silently treated as a successful one) is documented in Oracle_Contention_Troubleshooting_Guide.docx, Section 7.2.</w:t>
-      </w:r>
-    </w:p>
-    <w:p>
-      <w:pPr>
-        <w:pStyle w:val="ListParagraph"/>
-        <w:numPr>
-          <w:ilvl w:val="0"/>
-          <w:numId w:val="1"/>
-        </w:numPr>
-        <w:spacing w:after="80"/>
-      </w:pPr>
-      <w:r>
-        <w:rPr>
-          <w:rFonts w:ascii="Calibri" w:cs="Calibri" w:eastAsia="Calibri" w:hAnsi="Calibri"/>
-          <w:sz w:val="22"/>
-          <w:szCs w:val="22"/>
-        </w:rPr>
-        <w:t xml:space="preserve">Query safeguards - query_max_record_count bounds how many rows a SELECT may return; today the query is aborted if exceeded (a truncate-with-explicit-flag alternative has been proposed and is on the backlog, not yet implemented).</w:t>
-      </w:r>
-    </w:p>
-    <w:p>
-      <w:pPr>
-        <w:spacing w:after="160"/>
-      </w:pPr>
-      <w:r>
-        <w:rPr>
-          <w:rFonts w:ascii="Calibri" w:cs="Calibri" w:eastAsia="Calibri" w:hAnsi="Calibri"/>
-          <w:b w:val="false"/>
-          <w:bCs w:val="false"/>
-          <w:i w:val="false"/>
-          <w:iCs w:val="false"/>
-          <w:sz w:val="22"/>
-          <w:szCs w:val="22"/>
-        </w:rPr>
-        <w:t xml:space="preserve">Every execute module shares the same atomicity model: when no managed transaction is active on the session (ctx-&gt;active_tx is NULL, which is the case for every File Consumer request), Oracle's OCITransCommit fires automatically at the end of a successful call. That's what makes per-request atomicity work correctly without the Dispatcher or Worker needing to wrap anything in explicit tx_begin()/tx_commit() calls.</w:t>
+        <w:t xml:space="preserve">One module per operation type, each ultimately built around Oracle OCI array-bind batch calls rather than row-by-row execution: Insert / Update / Delete (bulk, array-bind batch operations), Select (batch query with a configurable fetch array size, LOB chunking in both directions), and Execute Procedure (IN/OUT/IN_OUT scalar parameters plus optional CURSOR OUT parameters).</w:t>
+      </w:r>
+    </w:p>
+    <w:p>
+      <w:pPr>
+        <w:spacing w:after="160"/>
+      </w:pPr>
+      <w:r>
+        <w:rPr>
+          <w:rFonts w:ascii="Calibri" w:cs="Calibri" w:eastAsia="Calibri" w:hAnsi="Calibri"/>
+          <w:b w:val="false"/>
+          <w:bCs w:val="false"/>
+          <w:i w:val="false"/>
+          <w:iCs w:val="false"/>
+          <w:sz w:val="22"/>
+          <w:szCs w:val="22"/>
+        </w:rPr>
+        <w:t xml:space="preserve">Every execute module shares the same atomicity model: when no managed transaction is active on the session, Oracle's OCITransCommit fires automatically at the end of a successful call. On a genuine connection-level failure, the calling worker's own health check and reconnect logic (4.4) takes over - the execute module itself doesn't need to know about this; it just returns its normal failure to the caller, exactly as it always has.</w:t>
       </w:r>
     </w:p>
     <w:p>
@@ -791,7 +840,7 @@
           <w:sz w:val="22"/>
           <w:szCs w:val="22"/>
         </w:rPr>
-        <w:t xml:space="preserve">Used only on the SELECT path. Parses the SQL text itself and extracts every table and field reference it contains into a dependency list - used for the table/field-level metadata lookups that back column-type resolution and result formatting. Deliberately restrictive about what it accepts: subqueries, UNION/INTERSECT/EXCEPT, and functions in the SELECT list are rejected outright rather than partially supported, and unqualified fields/SELECT * are only accepted where the source table is unambiguous or can be safely expanded from the OCI result descriptor after the query executes.</w:t>
+        <w:t xml:space="preserve">Used only on the SELECT path. Parses the SQL text itself and extracts every table and field reference it contains into a dependency list - used for the table/field-level metadata lookups that back column-type resolution and result formatting.</w:t>
       </w:r>
     </w:p>
     <w:p>
@@ -817,7 +866,7 @@
           <w:sz w:val="22"/>
           <w:szCs w:val="22"/>
         </w:rPr>
-        <w:t xml:space="preserve">The last stop in the pipeline. Takes a populated ResponseObject and writes its body to Output_*/Error_* (matching status), then moves the original input file there alongside it - Processing_* is deliberately transient, not a permanent archive. Response filename convention is &lt;original_filename&gt;.response.xml (or .json): the moved original keeps its own name, the response sits right next to it under a related but distinguishable name.</w:t>
+        <w:t xml:space="preserve">The last stop in the pipeline. Takes a populated ResponseObject and writes its body to Output_*/Error_* (matching status), then moves the original input file there alongside it - Processing_* is deliberately transient, not a permanent archive.</w:t>
       </w:r>
     </w:p>
     <w:p>
@@ -843,33 +892,24 @@
           <w:sz w:val="22"/>
           <w:szCs w:val="22"/>
         </w:rPr>
-        <w:t xml:space="preserve">Owns and hands out the OCI sessions every worker uses. Each pool slot has its own independent physical connection - its own OCIServerAttach() - rather than a session multiplexed onto one connection shared by every slot. That per-slot isolation is a deliberate fix, not the original design: a genuine ORA-03114 "not connected" cascade under real concurrent worker load was traced directly to the earlier shared-connection design, where multiple sessions doing concurrent I/O over one physical socket corrupted the connection for all of them simultaneously. Per-slot connections also made it safe to bound how long a call will wait for a response (OCI_ATTR_RECEIVE_TIMEOUT/SEND_TIMEOUT, set once per slot right after that slot's own OCIServerAttach()) - setting the same bound on a shared connection was what caused the cascade in the first place. Full investigation trail, including the live gdb thread-backtrace evidence that identified the shared connection as the cause, is in Oracle_Contention_Troubleshooting_Guide.docx.</w:t>
-      </w:r>
-    </w:p>
-    <w:p>
-      <w:pPr>
-        <w:pStyle w:val="Heading1"/>
-        <w:spacing w:after="160" w:before="400"/>
-      </w:pPr>
-      <w:r>
-        <w:t xml:space="preserve">5. Supporting Modules</w:t>
-      </w:r>
-    </w:p>
-    <w:p>
-      <w:pPr>
-        <w:spacing w:after="160"/>
-      </w:pPr>
-      <w:r>
-        <w:rPr>
-          <w:rFonts w:ascii="Calibri" w:cs="Calibri" w:eastAsia="Calibri" w:hAnsi="Calibri"/>
-          <w:b w:val="false"/>
-          <w:bCs w:val="false"/>
-          <w:i w:val="false"/>
-          <w:iCs w:val="false"/>
-          <w:sz w:val="22"/>
-          <w:szCs w:val="22"/>
-        </w:rPr>
-        <w:t xml:space="preserve">Used by the CRUD execute modules (4.8), not part of the main request-routing path itself - shown as a supporting cluster in the architecture diagram rather than inline in the main flow.</w:t>
+        <w:t xml:space="preserve">Owns and hands out the OCI sessions every worker uses. Each pool slot has its own independent physical connection - its own OCIServerAttach() - rather than a session multiplexed onto one connection shared by every slot. That per-slot isolation is a deliberate fix, not the original design: a genuine ORA-03114 "not connected" cascade under real concurrent worker load was traced directly to the earlier shared-connection design, where multiple sessions doing concurrent I/O over one physical socket corrupted the connection for all of them simultaneously.</w:t>
+      </w:r>
+    </w:p>
+    <w:p>
+      <w:pPr>
+        <w:spacing w:after="160"/>
+      </w:pPr>
+      <w:r>
+        <w:rPr>
+          <w:rFonts w:ascii="Calibri" w:cs="Calibri" w:eastAsia="Calibri" w:hAnsi="Calibri"/>
+          <w:b w:val="false"/>
+          <w:bCs w:val="false"/>
+          <w:i w:val="false"/>
+          <w:iCs w:val="false"/>
+          <w:sz w:val="22"/>
+          <w:szCs w:val="22"/>
+        </w:rPr>
+        <w:t xml:space="preserve">Per-slot connections also made it safe to bound how long a call will wait for a response (OCI_ATTR_RECEIVE_TIMEOUT/SEND_TIMEOUT, set once per slot right after that slot's own OCIServerAttach()) - the same attributes had previously caused the exact cascade above when applied to one shared connection instead. Two further layers were added on top of per-slot connections this revision, both in direct response to real, observed failure modes rather than speculative hardening: server-status health checking with transparent reconnect (4.4) for a worker whose connection genuinely drops mid-run, and Contention Manager (4.1, 4.3, 4.12) for the row-lock contention that turned out to be the actual, most frequent cause of a connection dropping in the first place. Full investigation trail for all of this is in Oracle_Contention_Troubleshooting_Guide.docx.</w:t>
       </w:r>
     </w:p>
     <w:p>
@@ -878,24 +918,67 @@
         <w:spacing w:after="120" w:before="280"/>
       </w:pPr>
       <w:r>
-        <w:t xml:space="preserve">5.1  Session Manager  (OCI_Session_Manager.c)</w:t>
-      </w:r>
-    </w:p>
-    <w:p>
-      <w:pPr>
-        <w:spacing w:after="160"/>
-      </w:pPr>
-      <w:r>
-        <w:rPr>
-          <w:rFonts w:ascii="Calibri" w:cs="Calibri" w:eastAsia="Calibri" w:hAnsi="Calibri"/>
-          <w:b w:val="false"/>
-          <w:bCs w:val="false"/>
-          <w:i w:val="false"/>
-          <w:iCs w:val="false"/>
-          <w:sz w:val="22"/>
-          <w:szCs w:val="22"/>
-        </w:rPr>
-        <w:t xml:space="preserve">Manages a client's logical application-level session - distinct from both an Oracle DB session/OCI connection and a Transaction Manager transaction; one session can span many transactions over its life. session_validate()/session_touch() are cache-only fast paths that don't hit the database on every call. session_reconcile_orphans() runs once at startup, before any request traffic is served, and closes out any session left ACTIVE with an elapsed TTL - the signature of a process that crashed or was killed without a clean session_end().</w:t>
+        <w:t xml:space="preserve">4.12  Session Manager Thread &amp; Session Touch Queue  (session_manager_runner.c, session_touch_queue.c)</w:t>
+      </w:r>
+    </w:p>
+    <w:p>
+      <w:pPr>
+        <w:spacing w:after="160"/>
+      </w:pPr>
+      <w:r>
+        <w:rPr>
+          <w:rFonts w:ascii="Calibri" w:cs="Calibri" w:eastAsia="Calibri" w:hAnsi="Calibri"/>
+          <w:b w:val="false"/>
+          <w:bCs w:val="false"/>
+          <w:i w:val="false"/>
+          <w:iCs w:val="false"/>
+          <w:sz w:val="22"/>
+          <w:szCs w:val="22"/>
+        </w:rPr>
+        <w:t xml:space="preserve">A single dedicated thread, started once alongside File Consumer and the worker pool, borrowing its own independent pooled session at startup exactly like a worker does. It drains a small, fire-and-forget queue of session_ids that workers enqueue after building a response (4.4), and for each one calls both session_touch() (cache refresh) and session_touch_db() (a real UPDATE persisting last_activity to the permanent OCI_SESSION table - see 5.1 for why this needed to be a genuinely separate function).</w:t>
+      </w:r>
+    </w:p>
+    <w:p>
+      <w:pPr>
+        <w:spacing w:after="160"/>
+      </w:pPr>
+      <w:r>
+        <w:rPr>
+          <w:rFonts w:ascii="Calibri" w:cs="Calibri" w:eastAsia="Calibri" w:hAnsi="Calibri"/>
+          <w:b w:val="false"/>
+          <w:bCs w:val="false"/>
+          <w:i w:val="false"/>
+          <w:iCs w:val="false"/>
+          <w:sz w:val="22"/>
+          <w:szCs w:val="22"/>
+        </w:rPr>
+        <w:t xml:space="preserve">The queue itself never blocks a worker: enqueue is non-blocking, and if it's ever full, the touch is simply dropped and logged rather than the worker waiting for room. A dropped touch has no correctness consequence beyond a slightly stale activity timestamp until the next successful one - a deliberately low-stakes trade-off, unlike a dropped request, which always produces a real error response instead of silently vanishing.</w:t>
+      </w:r>
+    </w:p>
+    <w:p>
+      <w:pPr>
+        <w:pStyle w:val="Heading1"/>
+        <w:spacing w:after="160" w:before="360"/>
+      </w:pPr>
+      <w:r>
+        <w:t xml:space="preserve">5. Supporting Modules</w:t>
+      </w:r>
+    </w:p>
+    <w:p>
+      <w:pPr>
+        <w:spacing w:after="160"/>
+      </w:pPr>
+      <w:r>
+        <w:rPr>
+          <w:rFonts w:ascii="Calibri" w:cs="Calibri" w:eastAsia="Calibri" w:hAnsi="Calibri"/>
+          <w:b w:val="false"/>
+          <w:bCs w:val="false"/>
+          <w:i w:val="false"/>
+          <w:iCs w:val="false"/>
+          <w:sz w:val="22"/>
+          <w:szCs w:val="22"/>
+        </w:rPr>
+        <w:t xml:space="preserve">Used by the CRUD execute modules and the Dispatcher (Section 4), not part of the main request-routing path itself - shown as a supporting cluster in the architecture diagram rather than inline in the main flow.</w:t>
       </w:r>
     </w:p>
     <w:p>
@@ -904,24 +987,95 @@
         <w:spacing w:after="120" w:before="280"/>
       </w:pPr>
       <w:r>
-        <w:t xml:space="preserve">5.2  Transaction Manager  (OCI_Transaction_Manager.c)</w:t>
-      </w:r>
-    </w:p>
-    <w:p>
-      <w:pPr>
-        <w:spacing w:after="160"/>
-      </w:pPr>
-      <w:r>
-        <w:rPr>
-          <w:rFonts w:ascii="Calibri" w:cs="Calibri" w:eastAsia="Calibri" w:hAnsi="Calibri"/>
-          <w:b w:val="false"/>
-          <w:bCs w:val="false"/>
-          <w:i w:val="false"/>
-          <w:iCs w:val="false"/>
-          <w:sz w:val="22"/>
-          <w:szCs w:val="22"/>
-        </w:rPr>
-        <w:t xml:space="preserve">Gives a client explicit control over transaction boundaries spanning multiple DML calls, on top of Oracle's manual-commit-by-default OCI behaviour. Because the same OCI session is reused for every call within one logical session, work issued between tx_begin() and tx_commit()/tx_rollback() belongs to the same Oracle transaction automatically - the Transaction Manager doesn't need to intercept individual DML calls to make that true, it only needs to mark the boundaries and hand the client a transaction ID to reference.</w:t>
+        <w:t xml:space="preserve">5.1  Session Manager  (OCI_Session_Manager.c)</w:t>
+      </w:r>
+    </w:p>
+    <w:p>
+      <w:pPr>
+        <w:spacing w:after="160"/>
+      </w:pPr>
+      <w:r>
+        <w:rPr>
+          <w:rFonts w:ascii="Calibri" w:cs="Calibri" w:eastAsia="Calibri" w:hAnsi="Calibri"/>
+          <w:b w:val="false"/>
+          <w:bCs w:val="false"/>
+          <w:i w:val="false"/>
+          <w:iCs w:val="false"/>
+          <w:sz w:val="22"/>
+          <w:szCs w:val="22"/>
+        </w:rPr>
+        <w:t xml:space="preserve">Manages a client's logical application-level session - distinct from both an Oracle DB session/OCI connection and a Transaction Manager transaction. Built out in three stages this revision, each independently proven under real load before the next was added:</w:t>
+      </w:r>
+    </w:p>
+    <w:p>
+      <w:pPr>
+        <w:pStyle w:val="ListParagraph"/>
+        <w:numPr>
+          <w:ilvl w:val="0"/>
+          <w:numId w:val="1"/>
+        </w:numPr>
+        <w:spacing w:after="80"/>
+      </w:pPr>
+      <w:r>
+        <w:rPr>
+          <w:rFonts w:ascii="Calibri" w:cs="Calibri" w:eastAsia="Calibri" w:hAnsi="Calibri"/>
+          <w:sz w:val="22"/>
+          <w:szCs w:val="22"/>
+        </w:rPr>
+        <w:t xml:space="preserve">Stage 1 - creation and stamping: File Consumer (4.1) holds one real session for its run, created via session_create() and stamped onto every request it builds, replacing what had been a permanent, unvalidated placeholder value.</w:t>
+      </w:r>
+    </w:p>
+    <w:p>
+      <w:pPr>
+        <w:pStyle w:val="ListParagraph"/>
+        <w:numPr>
+          <w:ilvl w:val="0"/>
+          <w:numId w:val="1"/>
+        </w:numPr>
+        <w:spacing w:after="80"/>
+      </w:pPr>
+      <w:r>
+        <w:rPr>
+          <w:rFonts w:ascii="Calibri" w:cs="Calibri" w:eastAsia="Calibri" w:hAnsi="Calibri"/>
+          <w:sz w:val="22"/>
+          <w:szCs w:val="22"/>
+        </w:rPr>
+        <w:t xml:space="preserve">Stage 2 - async activity tracking: session_touch() is a cache-only fast path, cheap enough to call inline; session_touch_db() genuinely hits the database and is deliberately only ever called off the critical path, by the Session Manager thread (4.12) draining its own queue. Splitting these into two functions - rather than one that sometimes does more work than the caller expects - is what keeps the request path's own timing predictable regardless of database latency.</w:t>
+      </w:r>
+    </w:p>
+    <w:p>
+      <w:pPr>
+        <w:pStyle w:val="ListParagraph"/>
+        <w:numPr>
+          <w:ilvl w:val="0"/>
+          <w:numId w:val="1"/>
+        </w:numPr>
+        <w:spacing w:after="80"/>
+      </w:pPr>
+      <w:r>
+        <w:rPr>
+          <w:rFonts w:ascii="Calibri" w:cs="Calibri" w:eastAsia="Calibri" w:hAnsi="Calibri"/>
+          <w:sz w:val="22"/>
+          <w:szCs w:val="22"/>
+        </w:rPr>
+        <w:t xml:space="preserve">Stage 3 - hard validation: dispatcher.c (4.5) checks a request's session against the cache before it reaches Level 2 or any CRUD module. Gated by session_validation_enabled (Section 8) - production runs with it on; UAT is expected to run with it off, since ad-hoc/fixture traffic often has no real session handshake; the same switch doubles as a disaster-recovery lever in production if session validation itself is ever what's blocking otherwise-legitimate traffic.</w:t>
+      </w:r>
+    </w:p>
+    <w:p>
+      <w:pPr>
+        <w:spacing w:after="160"/>
+      </w:pPr>
+      <w:r>
+        <w:rPr>
+          <w:rFonts w:ascii="Calibri" w:cs="Calibri" w:eastAsia="Calibri" w:hAnsi="Calibri"/>
+          <w:b w:val="false"/>
+          <w:bCs w:val="false"/>
+          <w:i w:val="false"/>
+          <w:iCs w:val="false"/>
+          <w:sz w:val="22"/>
+          <w:szCs w:val="22"/>
+        </w:rPr>
+        <w:t xml:space="preserve">session_reconcile_orphans() runs once at startup, before any request traffic is served, and closes out any session left ACTIVE with an elapsed TTL - the signature of a process that crashed or was killed without a clean session_end(). Session Manager's own activity-tracking work (Stage 2) directly improves the accuracy of this check over time: without it, a session that was genuinely active for its whole life, just never called session_end(), could be wrongly reconciled as an orphan on the next startup, since the permanent table's own last_activity would otherwise only ever be set once, at creation.</w:t>
       </w:r>
     </w:p>
     <w:p>
@@ -930,6 +1084,32 @@
         <w:spacing w:after="120" w:before="280"/>
       </w:pPr>
       <w:r>
+        <w:t xml:space="preserve">5.2  Transaction Manager  (OCI_Transaction_Manager.c)</w:t>
+      </w:r>
+    </w:p>
+    <w:p>
+      <w:pPr>
+        <w:spacing w:after="160"/>
+      </w:pPr>
+      <w:r>
+        <w:rPr>
+          <w:rFonts w:ascii="Calibri" w:cs="Calibri" w:eastAsia="Calibri" w:hAnsi="Calibri"/>
+          <w:b w:val="false"/>
+          <w:bCs w:val="false"/>
+          <w:i w:val="false"/>
+          <w:iCs w:val="false"/>
+          <w:sz w:val="22"/>
+          <w:szCs w:val="22"/>
+        </w:rPr>
+        <w:t xml:space="preserve">Gives a client explicit control over transaction boundaries spanning multiple DML calls, on top of Oracle's manual-commit-by-default OCI behaviour. Because the same OCI session is reused for every call within one logical session, work issued between tx_begin() and tx_commit()/tx_rollback() belongs to the same Oracle transaction automatically.</w:t>
+      </w:r>
+    </w:p>
+    <w:p>
+      <w:pPr>
+        <w:pStyle w:val="Heading2"/>
+        <w:spacing w:after="120" w:before="280"/>
+      </w:pPr>
+      <w:r>
         <w:t xml:space="preserve">5.3  Audit Trail Manager  (OCI_Audit_Trail_Manager.c)</w:t>
       </w:r>
     </w:p>
@@ -947,7 +1127,7 @@
           <w:sz w:val="22"/>
           <w:szCs w:val="22"/>
         </w:rPr>
-        <w:t xml:space="preserve">Records one audit row per field for every INSERT, UPDATE, or DELETE the application layer performs, using the same bulk-insert engine as ordinary business DML - which means audit rows share the caller's session and active transaction and commit or roll back atomically together with the business data they describe, with no separate commit step. A thread-local cycle-guard flag prevents the obvious infinite-recursion trap (an audit insert triggering its own audit insert).</w:t>
+        <w:t xml:space="preserve">Records one audit row per field for every INSERT, UPDATE, or DELETE the application layer performs, using the same bulk-insert engine as ordinary business DML - which means audit rows share the caller's session and active transaction and commit or roll back atomically together with the business data they describe.</w:t>
       </w:r>
     </w:p>
     <w:tbl>
@@ -1008,7 +1188,7 @@
                 <w:sz w:val="22"/>
                 <w:szCs w:val="22"/>
               </w:rPr>
-              <w:t xml:space="preserve">Between the Audit Trail Manager and the Response Envelope's own error_code/error_text detail preserved at both the per-operation and per-request level (see Data_Manager_Request_Definitions.docx), the system supports a full audit trail: every field change is recorded per-row, and every response - success or failure - carries enough detail to reconstruct what was attempted and what happened, not just whether it worked.</w:t>
+              <w:t xml:space="preserve">Between the Audit Trail Manager and the Response Envelope's own error_code/error_text detail preserved at both the per-operation and per-request level, the system supports a full audit trail: every field change is recorded per-row, and every response - success or failure - carries enough detail to reconstruct what was attempted and what happened, not just whether it worked.</w:t>
             </w:r>
           </w:p>
         </w:tc>
@@ -1017,7 +1197,7 @@
     <w:p>
       <w:pPr>
         <w:pStyle w:val="Heading1"/>
-        <w:spacing w:after="160" w:before="400"/>
+        <w:spacing w:after="160" w:before="360"/>
       </w:pPr>
       <w:r>
         <w:t xml:space="preserve">6. Request &amp; Response Formats</w:t>
@@ -1037,41 +1217,41 @@
           <w:sz w:val="22"/>
           <w:szCs w:val="22"/>
         </w:rPr>
-        <w:t xml:space="preserve">Both XML and JSON are fully supported, symmetrically, for every operation type - not a primary format with a secondary one bolted on. A request's format is detected from its content by Level 1 (4.6), not from its filename or source directory; File Consumer's own Input_XML/Input_JSON split exists for operator/filesystem convenience; nothing downstream of Level 1 cares which folder a request actually arrived from.</w:t>
-      </w:r>
-    </w:p>
-    <w:p>
-      <w:pPr>
-        <w:spacing w:after="160"/>
-      </w:pPr>
-      <w:r>
-        <w:rPr>
-          <w:rFonts w:ascii="Calibri" w:cs="Calibri" w:eastAsia="Calibri" w:hAnsi="Calibri"/>
-          <w:b w:val="false"/>
-          <w:bCs w:val="false"/>
-          <w:i w:val="false"/>
-          <w:iCs w:val="false"/>
-          <w:sz w:val="22"/>
-          <w:szCs w:val="22"/>
-        </w:rPr>
-        <w:t xml:space="preserve">The transform point - where an XML or JSON request stops being format-specific and becomes one thing - is Level 1 parsing itself. Level 1 produces the same internal C structures (input_c_request_t and its operation payloads) regardless of source format; every module from Level 2 onward, including all five CRUD execute modules, works exclusively with those structures and has no format-specific code at all.</w:t>
-      </w:r>
-    </w:p>
-    <w:p>
-      <w:pPr>
-        <w:spacing w:after="160"/>
-      </w:pPr>
-      <w:r>
-        <w:rPr>
-          <w:rFonts w:ascii="Calibri" w:cs="Calibri" w:eastAsia="Calibri" w:hAnsi="Calibri"/>
-          <w:b w:val="false"/>
-          <w:bCs w:val="false"/>
-          <w:i w:val="false"/>
-          <w:iCs w:val="false"/>
-          <w:sz w:val="22"/>
-          <w:szCs w:val="22"/>
-        </w:rPr>
-        <w:t xml:space="preserve">Response format is independent of request format and is driven by the source_format recorded on the request: a JSON request gets a JSON response, an XML request gets an XML response. Both are produced from the same internal result data by the response-writing layer - there is no format conversion step, just two output serialisers over the same underlying result.</w:t>
+        <w:t xml:space="preserve">Both XML and JSON are fully supported, symmetrically, for every operation type. A request's format is detected from its content by Level 1 (4.6), not from its filename or source directory.</w:t>
+      </w:r>
+    </w:p>
+    <w:p>
+      <w:pPr>
+        <w:spacing w:after="160"/>
+      </w:pPr>
+      <w:r>
+        <w:rPr>
+          <w:rFonts w:ascii="Calibri" w:cs="Calibri" w:eastAsia="Calibri" w:hAnsi="Calibri"/>
+          <w:b w:val="false"/>
+          <w:bCs w:val="false"/>
+          <w:i w:val="false"/>
+          <w:iCs w:val="false"/>
+          <w:sz w:val="22"/>
+          <w:szCs w:val="22"/>
+        </w:rPr>
+        <w:t xml:space="preserve">The transform point - where an XML or JSON request stops being format-specific and becomes one thing - is Level 1 parsing itself. Every module from Level 2 onward, including all five CRUD execute modules and Contention Manager's own classifier, works exclusively with those structures or the raw payload text directly, and none of it has format-specific branching logic.</w:t>
+      </w:r>
+    </w:p>
+    <w:p>
+      <w:pPr>
+        <w:spacing w:after="160"/>
+      </w:pPr>
+      <w:r>
+        <w:rPr>
+          <w:rFonts w:ascii="Calibri" w:cs="Calibri" w:eastAsia="Calibri" w:hAnsi="Calibri"/>
+          <w:b w:val="false"/>
+          <w:bCs w:val="false"/>
+          <w:i w:val="false"/>
+          <w:iCs w:val="false"/>
+          <w:sz w:val="22"/>
+          <w:szCs w:val="22"/>
+        </w:rPr>
+        <w:t xml:space="preserve">Response format is independent of request format and is driven by the source_format recorded on the request: a JSON request gets a JSON response, an XML request gets an XML response.</w:t>
       </w:r>
     </w:p>
     <w:tbl>
@@ -1132,7 +1312,7 @@
                 <w:sz w:val="22"/>
                 <w:szCs w:val="22"/>
               </w:rPr>
-              <w:t xml:space="preserve">Full field-by-field request and response definitions for every operation type (GET_TEMPLATE, SELECT, INSERT, UPDATE, DELETE, EXECUTE_PROCEDURE, CREATE_SESSION, END_SESSION), including worked XML examples, exact struct field lists, and the response envelope's own precise shape, are in Data_Manager_Request_Definitions.docx. Not repeated here.</w:t>
+              <w:t xml:space="preserve">Full field-by-field request and response definitions for every operation type, including worked XML examples, exact struct field lists, and the response envelope's own precise shape, are in Data_Manager_Request_Definitions.docx. Not repeated here.</w:t>
             </w:r>
           </w:p>
         </w:tc>
@@ -1141,233 +1321,10 @@
     <w:p>
       <w:pPr>
         <w:pStyle w:val="Heading1"/>
-        <w:spacing w:after="160" w:before="400"/>
-      </w:pPr>
-      <w:r>
-        <w:t xml:space="preserve">7. Configuration Overview</w:t>
-      </w:r>
-    </w:p>
-    <w:p>
-      <w:pPr>
-        <w:spacing w:after="160"/>
-      </w:pPr>
-      <w:r>
-        <w:rPr>
-          <w:rFonts w:ascii="Calibri" w:cs="Calibri" w:eastAsia="Calibri" w:hAnsi="Calibri"/>
-          <w:b w:val="false"/>
-          <w:bCs w:val="false"/>
-          <w:i w:val="false"/>
-          <w:iCs w:val="false"/>
-          <w:sz w:val="22"/>
-          <w:szCs w:val="22"/>
-        </w:rPr>
-        <w:t xml:space="preserve">Two files. config.ini is the general Data Manager configuration - database credentials, logging (one section per subsystem logger, following an identical pattern each time), XML/BLOB/CLOB I/O behaviour, query execution limits, insert/update template defaults, and Connection Pool sizing/timeouts/NLS settings. consumer_file.ini is File-Consumer-specific and is only loaded when config.ini's consumer_type=FILE - it holds the dispatcher settings (queue_count, queue_depth, algorithm, poll_interval_seconds, lifetime_seconds) and the eight Input/Processing/Output/Error directory paths (four for XML, four for JSON).</w:t>
-      </w:r>
-    </w:p>
-    <w:p>
-      <w:pPr>
-        <w:spacing w:after="160"/>
-      </w:pPr>
-      <w:r>
-        <w:rPr>
-          <w:rFonts w:ascii="Calibri" w:cs="Calibri" w:eastAsia="Calibri" w:hAnsi="Calibri"/>
-          <w:b w:val="false"/>
-          <w:bCs w:val="false"/>
-          <w:i w:val="false"/>
-          <w:iCs w:val="false"/>
-          <w:sz w:val="22"/>
-          <w:szCs w:val="22"/>
-        </w:rPr>
-        <w:t xml:space="preserve">Both are validated the same way: every key either file expects is checked at startup, and the process refuses to start with a clear, itemised list of anything missing - deliberately fail-closed rather than silently falling back to defaults for anything actually required.</w:t>
-      </w:r>
-    </w:p>
-    <w:p>
-      <w:pPr>
-        <w:pStyle w:val="Heading3"/>
-        <w:spacing w:after="100" w:before="220"/>
-      </w:pPr>
-      <w:r>
-        <w:rPr>
-          <w:b/>
-          <w:bCs/>
-        </w:rPr>
-        <w:t xml:space="preserve">config.ini - sections relevant to File Consumer</w:t>
-      </w:r>
-    </w:p>
-    <w:p>
-      <w:pPr>
-        <w:pStyle w:val="ListParagraph"/>
-        <w:numPr>
-          <w:ilvl w:val="0"/>
-          <w:numId w:val="1"/>
-        </w:numPr>
-        <w:spacing w:after="80"/>
-      </w:pPr>
-      <w:r>
-        <w:rPr>
-          <w:rFonts w:ascii="Calibri" w:cs="Calibri" w:eastAsia="Calibri" w:hAnsi="Calibri"/>
-          <w:sz w:val="22"/>
-          <w:szCs w:val="22"/>
-        </w:rPr>
-        <w:t xml:space="preserve">Database credentials and Connection Pool sizing/timeouts - directly determines how many independent physical connections (4.11) are available to the worker pool.</w:t>
-      </w:r>
-    </w:p>
-    <w:p>
-      <w:pPr>
-        <w:pStyle w:val="ListParagraph"/>
-        <w:numPr>
-          <w:ilvl w:val="0"/>
-          <w:numId w:val="1"/>
-        </w:numPr>
-        <w:spacing w:after="80"/>
-      </w:pPr>
-      <w:r>
-        <w:rPr>
-          <w:rFonts w:ascii="Calibri" w:cs="Calibri" w:eastAsia="Calibri" w:hAnsi="Calibri"/>
-          <w:sz w:val="22"/>
-          <w:szCs w:val="22"/>
-        </w:rPr>
-        <w:t xml:space="preserve">Logging - each subsystem (file_consumer, dispatcher, worker, and every CRUD module) has its own dedicated log file, same four-key pattern each time (log_file_name, log_file_max_size, log_file_rotation_number, log_level).</w:t>
-      </w:r>
-    </w:p>
-    <w:p>
-      <w:pPr>
-        <w:pStyle w:val="ListParagraph"/>
-        <w:numPr>
-          <w:ilvl w:val="0"/>
-          <w:numId w:val="1"/>
-        </w:numPr>
-        <w:spacing w:after="80"/>
-      </w:pPr>
-      <w:r>
-        <w:rPr>
-          <w:rFonts w:ascii="Calibri" w:cs="Calibri" w:eastAsia="Calibri" w:hAnsi="Calibri"/>
-          <w:sz w:val="22"/>
-          <w:szCs w:val="22"/>
-        </w:rPr>
-        <w:t xml:space="preserve">Query execution / LOB chunking - query_max_record_count, query_fetch_batch_size, chunk_read_size (see 4.8's Query safeguards / LOB chunking notes).</w:t>
-      </w:r>
-    </w:p>
-    <w:p>
-      <w:pPr>
-        <w:pStyle w:val="Heading3"/>
-        <w:spacing w:after="100" w:before="220"/>
-      </w:pPr>
-      <w:r>
-        <w:rPr>
-          <w:b/>
-          <w:bCs/>
-        </w:rPr>
-        <w:t xml:space="preserve">consumer_file.ini - sections</w:t>
-      </w:r>
-    </w:p>
-    <w:p>
-      <w:pPr>
-        <w:pStyle w:val="ListParagraph"/>
-        <w:numPr>
-          <w:ilvl w:val="0"/>
-          <w:numId w:val="1"/>
-        </w:numPr>
-        <w:spacing w:after="80"/>
-      </w:pPr>
-      <w:r>
-        <w:rPr>
-          <w:rFonts w:ascii="Calibri" w:cs="Calibri" w:eastAsia="Calibri" w:hAnsi="Calibri"/>
-          <w:sz w:val="22"/>
-          <w:szCs w:val="22"/>
-        </w:rPr>
-        <w:t xml:space="preserve">Dispatcher settings - dispatcher.queue_count (also the worker thread count - one thread per queue), dispatcher.queue_depth, dispatcher.algorithm (round_robin only, today), dispatcher.poll_interval_seconds, dispatcher.lifetime_seconds (0 = run until stopped).</w:t>
-      </w:r>
-    </w:p>
-    <w:p>
-      <w:pPr>
-        <w:pStyle w:val="ListParagraph"/>
-        <w:numPr>
-          <w:ilvl w:val="0"/>
-          <w:numId w:val="1"/>
-        </w:numPr>
-        <w:spacing w:after="80"/>
-      </w:pPr>
-      <w:r>
-        <w:rPr>
-          <w:rFonts w:ascii="Calibri" w:cs="Calibri" w:eastAsia="Calibri" w:hAnsi="Calibri"/>
-          <w:sz w:val="22"/>
-          <w:szCs w:val="22"/>
-        </w:rPr>
-        <w:t xml:space="preserve">File Consumer directories - file_consumer.input_xml_dir / processing_xml_dir / output_xml_dir / error_xml_dir, and the matching four *_json_dir keys.</w:t>
-      </w:r>
-    </w:p>
-    <w:tbl>
-      <w:tblPr>
-        <w:tblW w:type="pct" w:w="100%"/>
-        <w:tblBorders>
-          <w:top w:val="single" w:color="auto" w:sz="4"/>
-          <w:left w:val="single" w:color="auto" w:sz="4"/>
-          <w:bottom w:val="single" w:color="auto" w:sz="4"/>
-          <w:right w:val="single" w:color="auto" w:sz="4"/>
-          <w:insideH w:val="single" w:color="auto" w:sz="4"/>
-          <w:insideV w:val="single" w:color="auto" w:sz="4"/>
-        </w:tblBorders>
-      </w:tblPr>
-      <w:tblGrid>
-        <w:gridCol w:w="100"/>
-      </w:tblGrid>
-      <w:tr>
-        <w:tc>
-          <w:tcPr>
-            <w:tcW w:type="pct" w:w="100%"/>
-            <w:tcBorders>
-              <w:top w:val="single" w:color="4472A8" w:sz="4"/>
-              <w:left w:val="single" w:color="4472A8" w:sz="16"/>
-              <w:bottom w:val="single" w:color="4472A8" w:sz="4"/>
-              <w:right w:val="single" w:color="4472A8" w:sz="4"/>
-            </w:tcBorders>
-            <w:shd w:fill="EAF2FB" w:val="clear"/>
-            <w:tcMar>
-              <w:top w:type="dxa" w:w="140"/>
-              <w:left w:type="dxa" w:w="200"/>
-              <w:bottom w:type="dxa" w:w="140"/>
-              <w:right w:type="dxa" w:w="200"/>
-            </w:tcMar>
-          </w:tcPr>
-          <w:p>
-            <w:pPr>
-              <w:spacing w:after="60"/>
-            </w:pPr>
-            <w:r>
-              <w:rPr>
-                <w:rFonts w:ascii="Calibri" w:cs="Calibri" w:eastAsia="Calibri" w:hAnsi="Calibri"/>
-                <w:b/>
-                <w:bCs/>
-                <w:sz w:val="22"/>
-                <w:szCs w:val="22"/>
-              </w:rPr>
-              <w:t xml:space="preserve">Connection Pool architecture note</w:t>
-            </w:r>
-          </w:p>
-          <w:p>
-            <w:pPr>
-              <w:spacing w:after="0"/>
-            </w:pPr>
-            <w:r>
-              <w:rPr>
-                <w:rFonts w:ascii="Calibri" w:cs="Calibri" w:eastAsia="Calibri" w:hAnsi="Calibri"/>
-                <w:sz w:val="22"/>
-                <w:szCs w:val="22"/>
-              </w:rPr>
-              <w:t xml:space="preserve">See Section 4.11 for the per-slot-connection design and the concurrency issue it fixes - not repeated here.</w:t>
-            </w:r>
-          </w:p>
-        </w:tc>
-      </w:tr>
-    </w:tbl>
-    <w:p>
-      <w:pPr>
-        <w:pStyle w:val="Heading1"/>
-        <w:spacing w:after="160" w:before="400"/>
-      </w:pPr>
-      <w:r>
-        <w:t xml:space="preserve">8. File Processing Lifecycle</w:t>
+        <w:spacing w:after="160" w:before="360"/>
+      </w:pPr>
+      <w:r>
+        <w:t xml:space="preserve">7. File Processing Lifecycle</w:t>
       </w:r>
     </w:p>
     <w:p>
@@ -1456,7 +1413,20 @@
                 <w:sz w:val="19"/>
                 <w:szCs w:val="19"/>
               </w:rPr>
-              <w:t xml:space="preserve">  | File Consumer reads payload, round-robin enqueues</w:t>
+              <w:t xml:space="preserve">  | File Consumer reads payload, classifies (Contention</w:t>
+            </w:r>
+          </w:p>
+          <w:p>
+            <w:pPr>
+              <w:spacing w:after="0" w:line="260"/>
+            </w:pPr>
+            <w:r>
+              <w:rPr>
+                <w:rFonts w:ascii="Consolas" w:cs="Consolas" w:eastAsia="Consolas" w:hAnsi="Consolas"/>
+                <w:sz w:val="19"/>
+                <w:szCs w:val="19"/>
+              </w:rPr>
+              <w:t xml:space="preserve">  |   Manager, if enabled), enqueues</w:t>
             </w:r>
           </w:p>
           <w:p>
@@ -1508,7 +1478,7 @@
                 <w:sz w:val="19"/>
                 <w:szCs w:val="19"/>
               </w:rPr>
-              <w:t xml:space="preserve">  |                     to Error_XML/ instead - see 4.1, 4.3)</w:t>
+              <w:t xml:space="preserve">  |                     to Error_XML/ instead)</w:t>
             </w:r>
           </w:p>
           <w:p>
@@ -1606,30 +1576,136 @@
           <w:sz w:val="22"/>
           <w:szCs w:val="22"/>
         </w:rPr>
-        <w:t xml:space="preserve">Processing_* is deliberately transient - by design, a clean run ends with it empty. Every file that starts in Input_* ends up in exactly one of Output_*/Error_*, alongside a response file that always contains real content: a genuine result body on success, or a synthesised but specific error envelope (real error_code/error_text, not a generic failure) when something goes wrong before a real response could be produced - a read failure, a queue-full rejection, a Level 1/2 validation failure, or an execution failure all produce a distinct, identifiable error rather than a silent or generic one.</w:t>
-      </w:r>
-    </w:p>
-    <w:p>
-      <w:pPr>
-        <w:spacing w:after="160"/>
-      </w:pPr>
-      <w:r>
-        <w:rPr>
-          <w:rFonts w:ascii="Calibri" w:cs="Calibri" w:eastAsia="Calibri" w:hAnsi="Calibri"/>
-          <w:b w:val="false"/>
-          <w:bCs w:val="false"/>
-          <w:i w:val="false"/>
-          <w:iCs w:val="false"/>
-          <w:sz w:val="22"/>
-          <w:szCs w:val="22"/>
-        </w:rPr>
-        <w:t xml:space="preserve">The two rejection paths that skip Processing_* entirely - read failure and queue-full - are described in 4.1 and 4.3.</w:t>
+        <w:t xml:space="preserve">Processing_* is deliberately transient - by design, a clean run ends with it empty. Every file that starts in Input_* ends up in exactly one of Output_*/Error_*, alongside a response file that always contains real content - including, now, a distinct SESSION_NOT_FOUND/SESSION_INVALID error for a request that failed session validation, with the same clear, specific shape as every other rejection reason in this pipeline.</w:t>
       </w:r>
     </w:p>
     <w:p>
       <w:pPr>
         <w:pStyle w:val="Heading1"/>
-        <w:spacing w:after="160" w:before="400"/>
+        <w:spacing w:after="160" w:before="360"/>
+      </w:pPr>
+      <w:r>
+        <w:t xml:space="preserve">8. Configuration Overview</w:t>
+      </w:r>
+    </w:p>
+    <w:p>
+      <w:pPr>
+        <w:spacing w:after="160"/>
+      </w:pPr>
+      <w:r>
+        <w:rPr>
+          <w:rFonts w:ascii="Calibri" w:cs="Calibri" w:eastAsia="Calibri" w:hAnsi="Calibri"/>
+          <w:b w:val="false"/>
+          <w:bCs w:val="false"/>
+          <w:i w:val="false"/>
+          <w:iCs w:val="false"/>
+          <w:sz w:val="22"/>
+          <w:szCs w:val="22"/>
+        </w:rPr>
+        <w:t xml:space="preserve">Two files, both validated the same way: every key either file expects is checked at startup, and the process refuses to start with a clear, itemised list of anything missing - deliberately fail-closed rather than silently falling back to defaults for anything actually required. This applies to every key mentioned below, including ones with a listed default - the default is what the error message suggests, not something the process silently uses if the key is absent.</w:t>
+      </w:r>
+    </w:p>
+    <w:p>
+      <w:pPr>
+        <w:pStyle w:val="Heading3"/>
+        <w:spacing w:after="100" w:before="220"/>
+      </w:pPr>
+      <w:r>
+        <w:rPr>
+          <w:b/>
+          <w:bCs/>
+        </w:rPr>
+        <w:t xml:space="preserve">config.ini - additions this revision</w:t>
+      </w:r>
+    </w:p>
+    <w:p>
+      <w:pPr>
+        <w:pStyle w:val="ListParagraph"/>
+        <w:numPr>
+          <w:ilvl w:val="0"/>
+          <w:numId w:val="1"/>
+        </w:numPr>
+        <w:spacing w:after="80"/>
+      </w:pPr>
+      <w:r>
+        <w:rPr>
+          <w:rFonts w:ascii="Calibri" w:cs="Calibri" w:eastAsia="Calibri" w:hAnsi="Calibri"/>
+          <w:sz w:val="22"/>
+          <w:szCs w:val="22"/>
+        </w:rPr>
+        <w:t xml:space="preserve">session_validation_enabled (0/1) - gates Stage 3's hard rejection behaviour; session creation and tracking (Stages 1-2) are unaffected by this switch either way.</w:t>
+      </w:r>
+    </w:p>
+    <w:p>
+      <w:pPr>
+        <w:pStyle w:val="ListParagraph"/>
+        <w:numPr>
+          <w:ilvl w:val="0"/>
+          <w:numId w:val="1"/>
+        </w:numPr>
+        <w:spacing w:after="80"/>
+      </w:pPr>
+      <w:r>
+        <w:rPr>
+          <w:rFonts w:ascii="Calibri" w:cs="Calibri" w:eastAsia="Calibri" w:hAnsi="Calibri"/>
+          <w:sz w:val="22"/>
+          <w:szCs w:val="22"/>
+        </w:rPr>
+        <w:t xml:space="preserve">log_include_trace_context (0/1) - global switch for the sid=/txid= suffix logger_write() appends to every log line when the calling thread has an active session/transaction context set. Independent of, and in addition to, the per-worker [T%d] thread-ID labelling fix, which needed no config switch at all.</w:t>
+      </w:r>
+    </w:p>
+    <w:p>
+      <w:pPr>
+        <w:pStyle w:val="Heading3"/>
+        <w:spacing w:after="100" w:before="220"/>
+      </w:pPr>
+      <w:r>
+        <w:rPr>
+          <w:b/>
+          <w:bCs/>
+        </w:rPr>
+        <w:t xml:space="preserve">consumer_file.ini - additions this revision</w:t>
+      </w:r>
+    </w:p>
+    <w:p>
+      <w:pPr>
+        <w:pStyle w:val="ListParagraph"/>
+        <w:numPr>
+          <w:ilvl w:val="0"/>
+          <w:numId w:val="1"/>
+        </w:numPr>
+        <w:spacing w:after="80"/>
+      </w:pPr>
+      <w:r>
+        <w:rPr>
+          <w:rFonts w:ascii="Calibri" w:cs="Calibri" w:eastAsia="Calibri" w:hAnsi="Calibri"/>
+          <w:sz w:val="22"/>
+          <w:szCs w:val="22"/>
+        </w:rPr>
+        <w:t xml:space="preserve">contention_manager.mode (off | single_write_queue) - a string setting, not a boolean; a value of 1 does not enable it, and fails silently rather than with an error if set that way (see Oracle_Contention_Troubleshooting_Guide.docx, 7.10, for exactly this happening).</w:t>
+      </w:r>
+    </w:p>
+    <w:p>
+      <w:pPr>
+        <w:spacing w:after="160"/>
+      </w:pPr>
+      <w:r>
+        <w:rPr>
+          <w:rFonts w:ascii="Calibri" w:cs="Calibri" w:eastAsia="Calibri" w:hAnsi="Calibri"/>
+          <w:b w:val="false"/>
+          <w:bCs w:val="false"/>
+          <w:i w:val="false"/>
+          <w:iCs w:val="false"/>
+          <w:sz w:val="22"/>
+          <w:szCs w:val="22"/>
+        </w:rPr>
+        <w:t xml:space="preserve">Both files' existing sections (database credentials, Connection Pool sizing/timeouts, dispatcher queue settings, per-subsystem logging, File Consumer directories) are unchanged from v1.0 of this document and not repeated here.</w:t>
+      </w:r>
+    </w:p>
+    <w:p>
+      <w:pPr>
+        <w:pStyle w:val="Heading1"/>
+        <w:spacing w:after="160" w:before="360"/>
       </w:pPr>
       <w:r>
         <w:t xml:space="preserve">9. Current Status</w:t>
@@ -1649,33 +1725,221 @@
           <w:sz w:val="22"/>
           <w:szCs w:val="22"/>
         </w:rPr>
-        <w:t xml:space="preserve">File Consumer has been load-tested at 200 concurrent requests end-to-end in under a few seconds, faster than the original 44-request single-threaded baseline, with no orphaned Oracle sessions or locks left behind afterward (confirmed against the blocking-session query in Oracle_Contention_Troubleshooting_Guide.docx, Section 4.2). All 200 requests reached a definitive Output_*/Error_* outcome; Processing_* was empty at completion.</w:t>
-      </w:r>
-    </w:p>
-    <w:p>
-      <w:pPr>
-        <w:spacing w:after="160"/>
-      </w:pPr>
-      <w:r>
-        <w:rPr>
-          <w:rFonts w:ascii="Calibri" w:cs="Calibri" w:eastAsia="Calibri" w:hAnsi="Calibri"/>
-          <w:b w:val="false"/>
-          <w:bCs w:val="false"/>
-          <w:i w:val="false"/>
-          <w:iCs w:val="false"/>
-          <w:sz w:val="22"/>
-          <w:szCs w:val="22"/>
-        </w:rPr>
-        <w:t xml:space="preserve">Known, deliberately deferred items: authentication (Data_Manager_Request_Definitions.docx), the least_busy dispatch algorithm, and audit-log correlation via session_id/transaction_id on every log line (a thread-local logger context, proposed but not yet built).</w:t>
+        <w:t xml:space="preserve">File Consumer has been proven under genuinely adversarial concurrent load, not just functional load. Confirmed, in order, across this revision's work:</w:t>
+      </w:r>
+    </w:p>
+    <w:p>
+      <w:pPr>
+        <w:pStyle w:val="ListParagraph"/>
+        <w:numPr>
+          <w:ilvl w:val="0"/>
+          <w:numId w:val="1"/>
+        </w:numPr>
+        <w:spacing w:after="80"/>
+      </w:pPr>
+      <w:r>
+        <w:rPr>
+          <w:rFonts w:ascii="Calibri" w:cs="Calibri" w:eastAsia="Calibri" w:hAnsi="Calibri"/>
+          <w:sz w:val="22"/>
+          <w:szCs w:val="22"/>
+        </w:rPr>
+        <w:t xml:space="preserve">200+ requests processed cleanly in a single run, faster than the original 44-request single-threaded baseline, with no orphaned Oracle sessions or locks left behind.</w:t>
+      </w:r>
+    </w:p>
+    <w:p>
+      <w:pPr>
+        <w:pStyle w:val="ListParagraph"/>
+        <w:numPr>
+          <w:ilvl w:val="0"/>
+          <w:numId w:val="1"/>
+        </w:numPr>
+        <w:spacing w:after="80"/>
+      </w:pPr>
+      <w:r>
+        <w:rPr>
+          <w:rFonts w:ascii="Calibri" w:cs="Calibri" w:eastAsia="Calibri" w:hAnsi="Calibri"/>
+          <w:sz w:val="22"/>
+          <w:szCs w:val="22"/>
+        </w:rPr>
+        <w:t xml:space="preserve">A cross-session row-lock contention scenario - deliberately reproduced by concurrent workers repeatedly hitting a small, fixed set of keys - was root-caused all the way to individual wait events (enq: TX - row lock contention, up to 24.54 seconds observed) using a full Oracle-side trace, not inferred from symptoms.</w:t>
+      </w:r>
+    </w:p>
+    <w:p>
+      <w:pPr>
+        <w:pStyle w:val="ListParagraph"/>
+        <w:numPr>
+          <w:ilvl w:val="0"/>
+          <w:numId w:val="1"/>
+        </w:numPr>
+        <w:spacing w:after="80"/>
+      </w:pPr>
+      <w:r>
+        <w:rPr>
+          <w:rFonts w:ascii="Calibri" w:cs="Calibri" w:eastAsia="Calibri" w:hAnsi="Calibri"/>
+          <w:sz w:val="22"/>
+          <w:szCs w:val="22"/>
+        </w:rPr>
+        <w:t xml:space="preserve">Contention Manager's single-writer-queue routing was confirmed, across independent test runs, to reduce the resulting ORA-03114 disconnect rate to genuinely zero - not reduced, eliminated - while leaving every INSERT/UPDATE/DELETE correctly isolated to one worker with zero leakage, even at volumes exceeding 50 write operations in a single run.</w:t>
+      </w:r>
+    </w:p>
+    <w:p>
+      <w:pPr>
+        <w:pStyle w:val="ListParagraph"/>
+        <w:numPr>
+          <w:ilvl w:val="0"/>
+          <w:numId w:val="1"/>
+        </w:numPr>
+        <w:spacing w:after="80"/>
+      </w:pPr>
+      <w:r>
+        <w:rPr>
+          <w:rFonts w:ascii="Calibri" w:cs="Calibri" w:eastAsia="Calibri" w:hAnsi="Calibri"/>
+          <w:sz w:val="22"/>
+          <w:szCs w:val="22"/>
+        </w:rPr>
+        <w:t xml:space="preserve">Self-healing connection recovery was confirmed independently: 8 detected disconnects, 8 successful transparent reconnects, zero failed reconnect attempts, with genuine follow-up work confirmed succeeding on the newly-reconnected session afterward - not just the reconnect call itself succeeding.</w:t>
+      </w:r>
+    </w:p>
+    <w:p>
+      <w:pPr>
+        <w:pStyle w:val="ListParagraph"/>
+        <w:numPr>
+          <w:ilvl w:val="0"/>
+          <w:numId w:val="1"/>
+        </w:numPr>
+        <w:spacing w:after="80"/>
+      </w:pPr>
+      <w:r>
+        <w:rPr>
+          <w:rFonts w:ascii="Calibri" w:cs="Calibri" w:eastAsia="Calibri" w:hAnsi="Calibri"/>
+          <w:sz w:val="22"/>
+          <w:szCs w:val="22"/>
+        </w:rPr>
+        <w:t xml:space="preserve">Session Manager's three stages were each confirmed working end to end: a real, shared session_id appearing correctly across every worker's log lines; the permanent session table's own last_activity genuinely advancing mid-run, not just at creation; and a deliberately invalid session_id being cleanly rejected with SESSION_NOT_FOUND when validation is enabled.</w:t>
+      </w:r>
+    </w:p>
+    <w:p>
+      <w:pPr>
+        <w:spacing w:after="160"/>
+      </w:pPr>
+      <w:r>
+        <w:rPr>
+          <w:rFonts w:ascii="Calibri" w:cs="Calibri" w:eastAsia="Calibri" w:hAnsi="Calibri"/>
+          <w:b w:val="false"/>
+          <w:bCs w:val="false"/>
+          <w:i w:val="false"/>
+          <w:iCs w:val="false"/>
+          <w:sz w:val="22"/>
+          <w:szCs w:val="22"/>
+        </w:rPr>
+        <w:t xml:space="preserve">Known, deliberately deferred items: authentication (Data_Manager_Request_Definitions.docx), the least_busy dispatch algorithm, and key-based (as opposed to single-writer-queue) contention routing - see Section 2's own note on why the latter was decided against rather than left simply undone.</w:t>
       </w:r>
     </w:p>
     <w:p>
       <w:pPr>
         <w:pStyle w:val="Heading1"/>
-        <w:spacing w:after="160" w:before="400"/>
-      </w:pPr>
-      <w:r>
-        <w:t xml:space="preserve">10. References</w:t>
+        <w:spacing w:after="160" w:before="360"/>
+      </w:pPr>
+      <w:r>
+        <w:t xml:space="preserve">10. Design Principles Confirmed by This Revision</w:t>
+      </w:r>
+    </w:p>
+    <w:p>
+      <w:pPr>
+        <w:spacing w:after="160"/>
+      </w:pPr>
+      <w:r>
+        <w:rPr>
+          <w:rFonts w:ascii="Calibri" w:cs="Calibri" w:eastAsia="Calibri" w:hAnsi="Calibri"/>
+          <w:b w:val="false"/>
+          <w:bCs w:val="false"/>
+          <w:i w:val="false"/>
+          <w:iCs w:val="false"/>
+          <w:sz w:val="22"/>
+          <w:szCs w:val="22"/>
+        </w:rPr>
+        <w:t xml:space="preserve">Worth stating explicitly, since they're now proven rather than merely intended, and are the principles a future HTTP or MQ consumer should inherit along with the code itself:</w:t>
+      </w:r>
+    </w:p>
+    <w:p>
+      <w:pPr>
+        <w:pStyle w:val="ListParagraph"/>
+        <w:numPr>
+          <w:ilvl w:val="0"/>
+          <w:numId w:val="1"/>
+        </w:numPr>
+        <w:spacing w:after="80"/>
+      </w:pPr>
+      <w:r>
+        <w:rPr>
+          <w:rFonts w:ascii="Calibri" w:cs="Calibri" w:eastAsia="Calibri" w:hAnsi="Calibri"/>
+          <w:sz w:val="22"/>
+          <w:szCs w:val="22"/>
+        </w:rPr>
+        <w:t xml:space="preserve">Nothing on the critical request path should ever be able to block on something non-essential - activity tracking (4.12), and originally metrics, are both structured as fire-and-forget queues specifically so a slow or contended secondary concern can never degrade the primary one.</w:t>
+      </w:r>
+    </w:p>
+    <w:p>
+      <w:pPr>
+        <w:pStyle w:val="ListParagraph"/>
+        <w:numPr>
+          <w:ilvl w:val="0"/>
+          <w:numId w:val="1"/>
+        </w:numPr>
+        <w:spacing w:after="80"/>
+      </w:pPr>
+      <w:r>
+        <w:rPr>
+          <w:rFonts w:ascii="Calibri" w:cs="Calibri" w:eastAsia="Calibri" w:hAnsi="Calibri"/>
+          <w:sz w:val="22"/>
+          <w:szCs w:val="22"/>
+        </w:rPr>
+        <w:t xml:space="preserve">A transient failure should degrade to a single retry-worthy error, never a silent, permanent loss of capacity - self-healing reconnect (4.4) exists because the alternative, discovered directly, was a worker that stayed broken for the rest of a process's life after one bad moment.</w:t>
+      </w:r>
+    </w:p>
+    <w:p>
+      <w:pPr>
+        <w:pStyle w:val="ListParagraph"/>
+        <w:numPr>
+          <w:ilvl w:val="0"/>
+          <w:numId w:val="1"/>
+        </w:numPr>
+        <w:spacing w:after="80"/>
+      </w:pPr>
+      <w:r>
+        <w:rPr>
+          <w:rFonts w:ascii="Calibri" w:cs="Calibri" w:eastAsia="Calibri" w:hAnsi="Calibri"/>
+          <w:sz w:val="22"/>
+          <w:szCs w:val="22"/>
+        </w:rPr>
+        <w:t xml:space="preserve">Contention is solved by not colliding, not by waiting better - Contention Manager (4.1, 4.3, 4.12) succeeded where a bounded timeout alone could not, because the timeout only changed how a collision failed, not whether it happened.</w:t>
+      </w:r>
+    </w:p>
+    <w:p>
+      <w:pPr>
+        <w:pStyle w:val="ListParagraph"/>
+        <w:numPr>
+          <w:ilvl w:val="0"/>
+          <w:numId w:val="1"/>
+        </w:numPr>
+        <w:spacing w:after="80"/>
+      </w:pPr>
+      <w:r>
+        <w:rPr>
+          <w:rFonts w:ascii="Calibri" w:cs="Calibri" w:eastAsia="Calibri" w:hAnsi="Calibri"/>
+          <w:sz w:val="22"/>
+          <w:szCs w:val="22"/>
+        </w:rPr>
+        <w:t xml:space="preserve">A fix is not confirmed until it's been tested against the specific failure it was meant to prevent, with before-and-after evidence - every item in Section 9 was confirmed this way, not assumed from the fix simply compiling and running without error.</w:t>
+      </w:r>
+    </w:p>
+    <w:p>
+      <w:pPr>
+        <w:pStyle w:val="Heading1"/>
+        <w:spacing w:after="160" w:before="360"/>
+      </w:pPr>
+      <w:r>
+        <w:t xml:space="preserve">11. References</w:t>
       </w:r>
     </w:p>
     <w:p>
@@ -1729,25 +1993,61 @@
           <w:sz w:val="22"/>
           <w:szCs w:val="22"/>
         </w:rPr>
-        <w:t xml:space="preserve">Oracle_Contention_Troubleshooting_Guide.docx - live-incident-derived procedure for diagnosing Oracle-side contention/connection issues, plus a running log of every root cause found to date (including the per-slot connection fix referenced in Section 4.11).</w:t>
-      </w:r>
-    </w:p>
-    <w:p>
-      <w:pPr>
-        <w:pStyle w:val="ListParagraph"/>
-        <w:numPr>
-          <w:ilvl w:val="0"/>
-          <w:numId w:val="1"/>
-        </w:numPr>
-        <w:spacing w:after="80"/>
-      </w:pPr>
-      <w:r>
-        <w:rPr>
-          <w:rFonts w:ascii="Calibri" w:cs="Calibri" w:eastAsia="Calibri" w:hAnsi="Calibri"/>
-          <w:sz w:val="22"/>
-          <w:szCs w:val="22"/>
-        </w:rPr>
-        <w:t xml:space="preserve">File_Consumer_proposal_03_Aug.docx - the original architecture proposal and staged implementation plan this design was built from, including the Payload Ownership and Queue-Full Behavior addenda referenced throughout Sections 4 and 8.</w:t>
+        <w:t xml:space="preserve">Oracle_Contention_Troubleshooting_Guide.docx (v2.0) - live-incident-derived procedure for diagnosing Oracle-side contention/connection issues, a full worked example of Oracle-trace-vs-application-log comparison, and a running log of every root cause found to date, including everything summarised in Section 9 above.</w:t>
+      </w:r>
+    </w:p>
+    <w:p>
+      <w:pPr>
+        <w:pStyle w:val="ListParagraph"/>
+        <w:numPr>
+          <w:ilvl w:val="0"/>
+          <w:numId w:val="1"/>
+        </w:numPr>
+        <w:spacing w:after="80"/>
+      </w:pPr>
+      <w:r>
+        <w:rPr>
+          <w:rFonts w:ascii="Calibri" w:cs="Calibri" w:eastAsia="Calibri" w:hAnsi="Calibri"/>
+          <w:sz w:val="22"/>
+          <w:szCs w:val="22"/>
+        </w:rPr>
+        <w:t xml:space="preserve">File_Consumer_proposal_03_Aug.docx - the original architecture proposal and staged implementation plan this design was built from.</w:t>
+      </w:r>
+    </w:p>
+    <w:p>
+      <w:pPr>
+        <w:pStyle w:val="ListParagraph"/>
+        <w:numPr>
+          <w:ilvl w:val="0"/>
+          <w:numId w:val="1"/>
+        </w:numPr>
+        <w:spacing w:after="80"/>
+      </w:pPr>
+      <w:r>
+        <w:rPr>
+          <w:rFonts w:ascii="Calibri" w:cs="Calibri" w:eastAsia="Calibri" w:hAnsi="Calibri"/>
+          <w:sz w:val="22"/>
+          <w:szCs w:val="22"/>
+        </w:rPr>
+        <w:t xml:space="preserve">Session_Manager_Implementation_Plan.md - the staged plan Session Manager (4.12, 5.1) was actually built from, including the sequencing decision (activity-tracking before hard validation, not after) and the legacy-harness compatibility resolution.</w:t>
+      </w:r>
+    </w:p>
+    <w:p>
+      <w:pPr>
+        <w:pStyle w:val="ListParagraph"/>
+        <w:numPr>
+          <w:ilvl w:val="0"/>
+          <w:numId w:val="1"/>
+        </w:numPr>
+        <w:spacing w:after="80"/>
+      </w:pPr>
+      <w:r>
+        <w:rPr>
+          <w:rFonts w:ascii="Calibri" w:cs="Calibri" w:eastAsia="Calibri" w:hAnsi="Calibri"/>
+          <w:sz w:val="22"/>
+          <w:szCs w:val="22"/>
+        </w:rPr>
+        <w:t xml:space="preserve">File_Consumer_proposal_for_closure_08_Aug.docx - the closure proposal this revision, and the Oracle_Contention_Troubleshooting_Guide.docx v2.0 revision, were both produced from.</w:t>
       </w:r>
     </w:p>
     <w:sectPr>
